--- a/downloads/documents/05 Materials/Unit 03/Slides/Slides 03.01 - Stages From Infant to Older Adult.docx
+++ b/downloads/documents/05 Materials/Unit 03/Slides/Slides 03.01 - Stages From Infant to Older Adult.docx
@@ -799,7 +799,7 @@
     <w:sectPr>
       <w:headerReference w:type="default" r:id="rId9"/>
       <w:pgSz w:w="12240" w:h="15840"/>
-      <w:pgMar w:top="1440" w:bottom="1440" w:left="1440" w:right="1440" w:header="504"/>
+      <w:pgMar w:top="1296" w:bottom="1296" w:left="1296" w:right="1296" w:header="504"/>
     </w:sectPr>
   </w:body>
 </w:document>

--- a/downloads/documents/05 Materials/Unit 03/Slides/Slides 03.01 - Stages From Infant to Older Adult.docx
+++ b/downloads/documents/05 Materials/Unit 03/Slides/Slides 03.01 - Stages From Infant to Older Adult.docx
@@ -17,16 +17,16 @@
         <w:pStyle w:val="FirstParagraph"/>
       </w:pPr>
       <w:r>
-        <w:t xml:space="preserve">Slide outline for Lesson 3.1. Eleven slides. Slide 1 is the ClassroomStreet Round 2 close and belongs to Unit 2; it runs for 10 minutes before the lesson starts. I fill in the standings before class.</w:t>
+        <w:t xml:space="preserve">Slide outline for Lesson 3.1. Eleven slides. Slide 1 is the Gilded Age Market Round 2 close and belongs to Unit 2; it runs for 10 minutes before the lesson starts. I fill in the standings from the Round 2 ledger totals before class.</w:t>
       </w:r>
     </w:p>
     <w:p>
       <w:pPr>
         <w:pStyle w:val="Heading2"/>
       </w:pPr>
-      <w:bookmarkStart w:id="21" w:name="Xa727a834bbe94f6b21c9d6902e5a243754a8c7f"/>
-      <w:r>
-        <w:t xml:space="preserve">Slide 1: ClassroomStreet Round 2: final standings</w:t>
+      <w:bookmarkStart w:id="21" w:name="Xe0167184c9429db5a48dee48e3b0f54255b3e98"/>
+      <w:r>
+        <w:t xml:space="preserve">Slide 1: The Gilded Age Market, Round 2: final standings</w:t>
       </w:r>
       <w:bookmarkEnd w:id="21"/>
     </w:p>
@@ -39,7 +39,7 @@
         <w:pStyle w:val="Compact"/>
       </w:pPr>
       <w:r>
-        <w:t xml:space="preserve">Standings by merchant number</w:t>
+        <w:t xml:space="preserve">Standings by investor number, the Round 2 ledger totals at the 1936 close</w:t>
       </w:r>
     </w:p>
     <w:p>

--- a/downloads/documents/05 Materials/Unit 03/Slides/Slides 03.01 - Stages From Infant to Older Adult.docx
+++ b/downloads/documents/05 Materials/Unit 03/Slides/Slides 03.01 - Stages From Infant to Older Adult.docx
@@ -297,7 +297,25 @@
         <w:pStyle w:val="Compact"/>
       </w:pPr>
       <w:r>
-        <w:t xml:space="preserve">The ranges are approximate. People are not on a schedule</w:t>
+        <w:t xml:space="preserve">The ages are</w:t>
+      </w:r>
+      <w:r>
+        <w:t xml:space="preserve"> </w:t>
+      </w:r>
+      <w:r>
+        <w:t xml:space="preserve">“</w:t>
+      </w:r>
+      <w:r>
+        <w:t xml:space="preserve">about,</w:t>
+      </w:r>
+      <w:r>
+        <w:t xml:space="preserve">”</w:t>
+      </w:r>
+      <w:r>
+        <w:t xml:space="preserve"> </w:t>
+      </w:r>
+      <w:r>
+        <w:t xml:space="preserve">not exact. People are not on a schedule</w:t>
       </w:r>
       <w:r>
         <w:t xml:space="preserve"> </w:t>
@@ -483,7 +501,7 @@
         <w:pStyle w:val="Compact"/>
       </w:pPr>
       <w:r>
-        <w:t xml:space="preserve">Write the card number and the aspect letter (P, E, S, I) on your sort sheet</w:t>
+        <w:t xml:space="preserve">Write the card number and the aspect letter (P, E, S, or I) on your sort sheet</w:t>
       </w:r>
     </w:p>
     <w:p>
@@ -659,7 +677,7 @@
         <w:pStyle w:val="Compact"/>
       </w:pPr>
       <w:r>
-        <w:t xml:space="preserve">Then: pick two stages, write the need, and one sentence on which is harder to meet</w:t>
+        <w:t xml:space="preserve">Then: pick two stages. Write the need for each. Write one sentence on which need is harder to meet</w:t>
       </w:r>
       <w:r>
         <w:t xml:space="preserve"> </w:t>
